--- a/SPRINT-1/Estimación de Puntos de Función del proyecto.docx
+++ b/SPRINT-1/Estimación de Puntos de Función del proyecto.docx
@@ -16534,7 +16534,7 @@
           <w:szCs w:val="24"/>
           <w:rtl w:val="0"/>
         </w:rPr>
-        <w:t xml:space="preserve">El plazo fijado por la cátedra es de 3 meses. Con 6 integrantes que trabajan de lunes a viernes, 20 días por mes y 8 horas por día (160 horas por persona-mes), la capacidad del equipo es de 6 × 3 = 18 personas-mes (2880 horas). Para entregar las 20,38 personas-mes estimadas dentro de los 3 meses faltan 2,38 personas-mes, unas 381 horas: cada integrante suma unas 64 horas en el proyecto, alrededor de 1 hora más por día (9 horas diarias en lugar de 8).</w:t>
+        <w:t xml:space="preserve">El plazo fijado por la cátedra es de 3 meses. Con 6 integrantes que trabajan de lunes a viernes, 20 días por mes y 8 horas por día, el cálculo da 3,4 meses: unos 8 días hábiles más que el plazo. El equipo planifica el proyecto con los 3 meses y las 8 horas diarias, y considera esa diferencia parte del margen de error de la estimación. Se controla con la validación de la productividad al cierre del Sprint 2.</w:t>
       </w:r>
     </w:p>
     <w:p>
